--- a/r2-sme-packet-generator/outputs/HR_R2_SME_Review_Packet_Learning_Development_Strategy_and_Design_Training_Delivery.docx
+++ b/r2-sme-packet-generator/outputs/HR_R2_SME_Review_Packet_Learning_Development_Strategy_and_Design_Training_Delivery.docx
@@ -3749,7 +3749,351 @@
           <w:color w:val="01632D"/>
           <w:sz w:val="32"/>
         </w:rPr>
-        <w:t>Appendix · Competency definitions and indicators for reference</w:t>
+        <w:t>Reference appendix</w:t>
+      </w:r>
+    </w:p>
+    <w:p>
+      <w:pPr>
+        <w:spacing w:after="120" w:before="0"/>
+      </w:pPr>
+      <w:r>
+        <w:rPr>
+          <w:rFonts w:ascii="Arial" w:hAnsi="Arial"/>
+          <w:b w:val="0"/>
+          <w:i/>
+          <w:color w:val="707773"/>
+          <w:sz w:val="18"/>
+        </w:rPr>
+        <w:t>Everything below is reference. Appendix A records where every Round 1 comment went; Appendix B holds the full competency indicators.</w:t>
+      </w:r>
+    </w:p>
+    <w:p>
+      <w:pPr>
+        <w:spacing w:before="200" w:after="120"/>
+      </w:pPr>
+      <w:r>
+        <w:rPr>
+          <w:rFonts w:ascii="Georgia" w:hAnsi="Georgia"/>
+          <w:b/>
+          <w:i w:val="0"/>
+          <w:color w:val="01632D"/>
+          <w:sz w:val="28"/>
+        </w:rPr>
+        <w:t>Appendix A · Disposition register (where your feedback went)</w:t>
+      </w:r>
+    </w:p>
+    <w:p>
+      <w:pPr>
+        <w:spacing w:after="120" w:before="0"/>
+      </w:pPr>
+      <w:r>
+        <w:rPr>
+          <w:rFonts w:ascii="Arial" w:hAnsi="Arial"/>
+          <w:b w:val="0"/>
+          <w:i w:val="0"/>
+          <w:color w:val="1C2722"/>
+          <w:sz w:val="20"/>
+        </w:rPr>
+        <w:t>Every Round 1 comment on the competencies this pairing shares, grouped by competency, with how it was used. Nothing was dropped on a statistic.</w:t>
+      </w:r>
+    </w:p>
+    <w:tbl>
+      <w:tblPr>
+        <w:tblStyle w:val="TableGrid"/>
+        <w:tblW w:type="auto" w:w="0"/>
+        <w:jc w:val="left"/>
+        <w:tblLook w:firstColumn="1" w:firstRow="1" w:lastColumn="0" w:lastRow="0" w:noHBand="0" w:noVBand="1" w:val="04A0"/>
+      </w:tblPr>
+      <w:tblGrid>
+        <w:gridCol w:w="2520"/>
+        <w:gridCol w:w="2520"/>
+        <w:gridCol w:w="2520"/>
+        <w:gridCol w:w="2520"/>
+      </w:tblGrid>
+      <w:tr>
+        <w:trPr>
+          <w:tblHeader w:val="true"/>
+        </w:trPr>
+        <w:tc>
+          <w:tcPr>
+            <w:tcW w:type="dxa" w:w="2520"/>
+            <w:vAlign w:val="center"/>
+            <w:shd w:val="clear" w:color="auto" w:fill="00843D"/>
+          </w:tcPr>
+          <w:p>
+            <w:pPr>
+              <w:spacing w:after="40" w:before="40"/>
+            </w:pPr>
+            <w:r>
+              <w:rPr>
+                <w:rFonts w:ascii="Arial" w:hAnsi="Arial"/>
+                <w:b/>
+                <w:i w:val="0"/>
+                <w:color w:val="FFFFFF"/>
+                <w:sz w:val="20"/>
+              </w:rPr>
+              <w:t>Competency</w:t>
+            </w:r>
+          </w:p>
+        </w:tc>
+        <w:tc>
+          <w:tcPr>
+            <w:tcW w:type="dxa" w:w="2520"/>
+            <w:vAlign w:val="center"/>
+            <w:shd w:val="clear" w:color="auto" w:fill="00843D"/>
+          </w:tcPr>
+          <w:p>
+            <w:pPr>
+              <w:spacing w:after="40" w:before="40"/>
+            </w:pPr>
+            <w:r>
+              <w:rPr>
+                <w:rFonts w:ascii="Arial" w:hAnsi="Arial"/>
+                <w:b/>
+                <w:i w:val="0"/>
+                <w:color w:val="FFFFFF"/>
+                <w:sz w:val="20"/>
+              </w:rPr>
+              <w:t>What Round 1 said</w:t>
+            </w:r>
+          </w:p>
+        </w:tc>
+        <w:tc>
+          <w:tcPr>
+            <w:tcW w:type="dxa" w:w="2520"/>
+            <w:vAlign w:val="center"/>
+            <w:shd w:val="clear" w:color="auto" w:fill="00843D"/>
+          </w:tcPr>
+          <w:p>
+            <w:pPr>
+              <w:spacing w:after="40" w:before="40"/>
+            </w:pPr>
+            <w:r>
+              <w:rPr>
+                <w:rFonts w:ascii="Arial" w:hAnsi="Arial"/>
+                <w:b/>
+                <w:i w:val="0"/>
+                <w:color w:val="FFFFFF"/>
+                <w:sz w:val="20"/>
+              </w:rPr>
+              <w:t>Disposition</w:t>
+            </w:r>
+          </w:p>
+        </w:tc>
+        <w:tc>
+          <w:tcPr>
+            <w:tcW w:type="dxa" w:w="2520"/>
+            <w:vAlign w:val="center"/>
+            <w:shd w:val="clear" w:color="auto" w:fill="00843D"/>
+          </w:tcPr>
+          <w:p>
+            <w:pPr>
+              <w:spacing w:after="40" w:before="40"/>
+            </w:pPr>
+            <w:r>
+              <w:rPr>
+                <w:rFonts w:ascii="Arial" w:hAnsi="Arial"/>
+                <w:b/>
+                <w:i w:val="0"/>
+                <w:color w:val="FFFFFF"/>
+                <w:sz w:val="20"/>
+              </w:rPr>
+              <w:t>Outcome</w:t>
+            </w:r>
+          </w:p>
+        </w:tc>
+      </w:tr>
+      <w:tr>
+        <w:tc>
+          <w:tcPr>
+            <w:tcW w:type="dxa" w:w="2520"/>
+            <w:vAlign w:val="center"/>
+          </w:tcPr>
+          <w:p>
+            <w:pPr>
+              <w:spacing w:after="40" w:before="40"/>
+            </w:pPr>
+            <w:r>
+              <w:rPr>
+                <w:rFonts w:ascii="Arial" w:hAnsi="Arial"/>
+                <w:b/>
+                <w:i w:val="0"/>
+                <w:color w:val="1C2722"/>
+                <w:sz w:val="18"/>
+              </w:rPr>
+              <w:t>Learning Design &amp; Strategy</w:t>
+            </w:r>
+          </w:p>
+        </w:tc>
+        <w:tc>
+          <w:tcPr>
+            <w:tcW w:type="dxa" w:w="2520"/>
+            <w:vAlign w:val="center"/>
+          </w:tcPr>
+          <w:p>
+            <w:pPr>
+              <w:spacing w:after="40" w:before="40"/>
+            </w:pPr>
+            <w:r>
+              <w:rPr>
+                <w:rFonts w:ascii="Arial" w:hAnsi="Arial"/>
+                <w:b w:val="0"/>
+                <w:i w:val="0"/>
+                <w:color w:val="1C2722"/>
+                <w:sz w:val="18"/>
+              </w:rPr>
+              <w:t>Reviewers said the definition focused on design and development, not consulting or facilitation; Training Delivery (Tessa Sprengers, Tori Hulse) flagged role-blending between designers and product owners, said facilitator coordination and evaluation are not typical of the role, called the technology indicator a build rather than leverage, and asked to add an L4 continuous-improvement and external-trends behavior.</w:t>
+            </w:r>
+          </w:p>
+        </w:tc>
+        <w:tc>
+          <w:tcPr>
+            <w:tcW w:type="dxa" w:w="2520"/>
+            <w:vAlign w:val="center"/>
+          </w:tcPr>
+          <w:p>
+            <w:pPr>
+              <w:spacing w:after="40" w:before="40"/>
+            </w:pPr>
+            <w:r>
+              <w:rPr>
+                <w:rFonts w:ascii="Arial" w:hAnsi="Arial"/>
+                <w:b/>
+                <w:i w:val="0"/>
+                <w:color w:val="0F49C5"/>
+                <w:sz w:val="18"/>
+              </w:rPr>
+              <w:t>Synthesized / Used</w:t>
+            </w:r>
+          </w:p>
+        </w:tc>
+        <w:tc>
+          <w:tcPr>
+            <w:tcW w:type="dxa" w:w="2520"/>
+            <w:vAlign w:val="center"/>
+          </w:tcPr>
+          <w:p>
+            <w:pPr>
+              <w:spacing w:after="40" w:before="40"/>
+            </w:pPr>
+            <w:r>
+              <w:rPr>
+                <w:rFonts w:ascii="Arial" w:hAnsi="Arial"/>
+                <w:b w:val="0"/>
+                <w:i w:val="0"/>
+                <w:color w:val="1C2722"/>
+                <w:sz w:val="18"/>
+              </w:rPr>
+              <w:t>Definition expanded to name needs-analysis, consulting, and facilitation (applied, Part A). The designer-owned versus delivery indicator split, the technology reframe, and the L4 addition are open as Decision 1.</w:t>
+            </w:r>
+          </w:p>
+        </w:tc>
+      </w:tr>
+      <w:tr>
+        <w:tc>
+          <w:tcPr>
+            <w:tcW w:type="dxa" w:w="2520"/>
+            <w:vAlign w:val="center"/>
+          </w:tcPr>
+          <w:p>
+            <w:pPr>
+              <w:spacing w:after="40" w:before="40"/>
+            </w:pPr>
+            <w:r>
+              <w:rPr>
+                <w:rFonts w:ascii="Arial" w:hAnsi="Arial"/>
+                <w:b/>
+                <w:i w:val="0"/>
+                <w:color w:val="1C2722"/>
+                <w:sz w:val="18"/>
+              </w:rPr>
+              <w:t>Workforce Planning &amp; Capability Strategy</w:t>
+            </w:r>
+          </w:p>
+        </w:tc>
+        <w:tc>
+          <w:tcPr>
+            <w:tcW w:type="dxa" w:w="2520"/>
+            <w:vAlign w:val="center"/>
+          </w:tcPr>
+          <w:p>
+            <w:pPr>
+              <w:spacing w:after="40" w:before="40"/>
+            </w:pPr>
+            <w:r>
+              <w:rPr>
+                <w:rFonts w:ascii="Arial" w:hAnsi="Arial"/>
+                <w:b w:val="0"/>
+                <w:i w:val="0"/>
+                <w:color w:val="1C2722"/>
+                <w:sz w:val="18"/>
+              </w:rPr>
+              <w:t>Reviewers said the competency reads as un-owned (only a definition today, not on the priority list) and that establishing enterprise standards should align with Cargill overall; the sub-family is a user, not the build owner. Early Careers added that learning design sits with Talent Development, not Talent Acquisition.</w:t>
+            </w:r>
+          </w:p>
+        </w:tc>
+        <w:tc>
+          <w:tcPr>
+            <w:tcW w:type="dxa" w:w="2520"/>
+            <w:vAlign w:val="center"/>
+          </w:tcPr>
+          <w:p>
+            <w:pPr>
+              <w:spacing w:after="40" w:before="40"/>
+            </w:pPr>
+            <w:r>
+              <w:rPr>
+                <w:rFonts w:ascii="Arial" w:hAnsi="Arial"/>
+                <w:b/>
+                <w:i w:val="0"/>
+                <w:color w:val="707773"/>
+                <w:sz w:val="18"/>
+              </w:rPr>
+              <w:t>Via level</w:t>
+            </w:r>
+          </w:p>
+        </w:tc>
+        <w:tc>
+          <w:tcPr>
+            <w:tcW w:type="dxa" w:w="2520"/>
+            <w:vAlign w:val="center"/>
+          </w:tcPr>
+          <w:p>
+            <w:pPr>
+              <w:spacing w:after="40" w:before="40"/>
+            </w:pPr>
+            <w:r>
+              <w:rPr>
+                <w:rFonts w:ascii="Arial" w:hAnsi="Arial"/>
+                <w:b w:val="0"/>
+                <w:i w:val="0"/>
+                <w:color w:val="1C2722"/>
+                <w:sz w:val="18"/>
+              </w:rPr>
+              <w:t>Kept as a shared competency carried by the sub-family at use or support levels, not owner; operational workforce-planning ownership routed to governance; strategic-alignment language added (Decision 2).</w:t>
+            </w:r>
+          </w:p>
+        </w:tc>
+      </w:tr>
+    </w:tbl>
+    <w:p>
+      <w:r>
+        <w:br w:type="page"/>
+      </w:r>
+    </w:p>
+    <w:p>
+      <w:pPr>
+        <w:spacing w:before="280" w:after="120"/>
+      </w:pPr>
+      <w:r>
+        <w:rPr>
+          <w:rFonts w:ascii="Georgia" w:hAnsi="Georgia"/>
+          <w:b/>
+          <w:i w:val="0"/>
+          <w:color w:val="01632D"/>
+          <w:sz w:val="28"/>
+        </w:rPr>
+        <w:t>Appendix B · Competency definitions and indicators for reference</w:t>
       </w:r>
     </w:p>
     <w:p>
@@ -3764,7 +4108,7 @@
           <w:color w:val="707773"/>
           <w:sz w:val="20"/>
         </w:rPr>
-        <w:t>Current indicators for the competencies in play, with accepted Round 1 edits applied. Read these as reminders before the session. The session decides ownership and level, not the wording. Every Round 1 comment is accounted for in the disposition register that accompanies this packet.</w:t>
+        <w:t>Current indicators for the competencies in play, with accepted Round 1 edits applied. Read these as reminders before the session. The session decides ownership and level, not the wording. Every Round 1 comment is accounted for in Appendix A.</w:t>
       </w:r>
     </w:p>
     <w:p>

--- a/r2-sme-packet-generator/outputs/HR_R2_SME_Review_Packet_Learning_Development_Strategy_and_Design_Training_Delivery.docx
+++ b/r2-sme-packet-generator/outputs/HR_R2_SME_Review_Packet_Learning_Development_Strategy_and_Design_Training_Delivery.docx
@@ -1701,7 +1701,264 @@
                 <w:color w:val="1C2722"/>
                 <w:sz w:val="18"/>
               </w:rPr>
+              <w:t>Talent Review &amp; Succession Management</w:t>
+            </w:r>
+          </w:p>
+        </w:tc>
+        <w:tc>
+          <w:tcPr>
+            <w:tcW w:type="dxa" w:w="2520"/>
+            <w:vAlign w:val="center"/>
+          </w:tcPr>
+          <w:p>
+            <w:pPr>
+              <w:spacing w:after="40" w:before="40"/>
+              <w:jc w:val="center"/>
+            </w:pPr>
+            <w:r>
+              <w:rPr>
+                <w:rFonts w:ascii="Arial" w:hAnsi="Arial"/>
+                <w:b/>
+                <w:i w:val="0"/>
+                <w:color w:val="01632D"/>
+                <w:sz w:val="18"/>
+              </w:rPr>
+              <w:t>C</w:t>
+            </w:r>
+          </w:p>
+        </w:tc>
+        <w:tc>
+          <w:tcPr>
+            <w:tcW w:type="dxa" w:w="2520"/>
+            <w:vAlign w:val="center"/>
+          </w:tcPr>
+          <w:p>
+            <w:pPr>
+              <w:spacing w:after="40" w:before="40"/>
+              <w:jc w:val="center"/>
+            </w:pPr>
+            <w:r>
+              <w:rPr>
+                <w:rFonts w:ascii="Arial" w:hAnsi="Arial"/>
+                <w:b/>
+                <w:i w:val="0"/>
+                <w:color w:val="01632D"/>
+                <w:sz w:val="18"/>
+              </w:rPr>
+              <w:t>U</w:t>
+            </w:r>
+          </w:p>
+        </w:tc>
+      </w:tr>
+      <w:tr>
+        <w:tc>
+          <w:tcPr>
+            <w:tcW w:type="dxa" w:w="2520"/>
+            <w:vAlign w:val="center"/>
+          </w:tcPr>
+          <w:p>
+            <w:pPr>
+              <w:spacing w:after="40" w:before="40"/>
+              <w:jc w:val="center"/>
+            </w:pPr>
+            <w:r>
+              <w:rPr>
+                <w:rFonts w:ascii="Arial" w:hAnsi="Arial"/>
+                <w:b w:val="0"/>
+                <w:i w:val="0"/>
+                <w:color w:val="1C2722"/>
+                <w:sz w:val="18"/>
+              </w:rPr>
+              <w:t>03</w:t>
+            </w:r>
+          </w:p>
+        </w:tc>
+        <w:tc>
+          <w:tcPr>
+            <w:tcW w:type="dxa" w:w="2520"/>
+            <w:vAlign w:val="center"/>
+          </w:tcPr>
+          <w:p>
+            <w:pPr>
+              <w:spacing w:after="40" w:before="40"/>
+            </w:pPr>
+            <w:r>
+              <w:rPr>
+                <w:rFonts w:ascii="Arial" w:hAnsi="Arial"/>
+                <w:b/>
+                <w:i w:val="0"/>
+                <w:color w:val="1C2722"/>
+                <w:sz w:val="18"/>
+              </w:rPr>
               <w:t>Workforce Planning &amp; Capability Strategy</w:t>
+            </w:r>
+          </w:p>
+        </w:tc>
+        <w:tc>
+          <w:tcPr>
+            <w:tcW w:type="dxa" w:w="2520"/>
+            <w:vAlign w:val="center"/>
+          </w:tcPr>
+          <w:p>
+            <w:pPr>
+              <w:spacing w:after="40" w:before="40"/>
+              <w:jc w:val="center"/>
+            </w:pPr>
+            <w:r>
+              <w:rPr>
+                <w:rFonts w:ascii="Arial" w:hAnsi="Arial"/>
+                <w:b/>
+                <w:i w:val="0"/>
+                <w:color w:val="01632D"/>
+                <w:sz w:val="18"/>
+              </w:rPr>
+              <w:t>U</w:t>
+            </w:r>
+          </w:p>
+        </w:tc>
+        <w:tc>
+          <w:tcPr>
+            <w:tcW w:type="dxa" w:w="2520"/>
+            <w:vAlign w:val="center"/>
+          </w:tcPr>
+          <w:p>
+            <w:pPr>
+              <w:spacing w:after="40" w:before="40"/>
+              <w:jc w:val="center"/>
+            </w:pPr>
+          </w:p>
+        </w:tc>
+      </w:tr>
+      <w:tr>
+        <w:tc>
+          <w:tcPr>
+            <w:tcW w:type="dxa" w:w="2520"/>
+            <w:vAlign w:val="center"/>
+          </w:tcPr>
+          <w:p>
+            <w:pPr>
+              <w:spacing w:after="40" w:before="40"/>
+              <w:jc w:val="center"/>
+            </w:pPr>
+            <w:r>
+              <w:rPr>
+                <w:rFonts w:ascii="Arial" w:hAnsi="Arial"/>
+                <w:b w:val="0"/>
+                <w:i w:val="0"/>
+                <w:color w:val="1C2722"/>
+                <w:sz w:val="18"/>
+              </w:rPr>
+              <w:t>04</w:t>
+            </w:r>
+          </w:p>
+        </w:tc>
+        <w:tc>
+          <w:tcPr>
+            <w:tcW w:type="dxa" w:w="2520"/>
+            <w:vAlign w:val="center"/>
+          </w:tcPr>
+          <w:p>
+            <w:pPr>
+              <w:spacing w:after="40" w:before="40"/>
+            </w:pPr>
+            <w:r>
+              <w:rPr>
+                <w:rFonts w:ascii="Arial" w:hAnsi="Arial"/>
+                <w:b/>
+                <w:i w:val="0"/>
+                <w:color w:val="1C2722"/>
+                <w:sz w:val="18"/>
+              </w:rPr>
+              <w:t>HR Service Delivery Excellence</w:t>
+            </w:r>
+          </w:p>
+        </w:tc>
+        <w:tc>
+          <w:tcPr>
+            <w:tcW w:type="dxa" w:w="2520"/>
+            <w:vAlign w:val="center"/>
+          </w:tcPr>
+          <w:p>
+            <w:pPr>
+              <w:spacing w:after="40" w:before="40"/>
+              <w:jc w:val="center"/>
+            </w:pPr>
+            <w:r>
+              <w:rPr>
+                <w:rFonts w:ascii="Arial" w:hAnsi="Arial"/>
+                <w:b/>
+                <w:i w:val="0"/>
+                <w:color w:val="01632D"/>
+                <w:sz w:val="18"/>
+              </w:rPr>
+              <w:t>U</w:t>
+            </w:r>
+          </w:p>
+        </w:tc>
+        <w:tc>
+          <w:tcPr>
+            <w:tcW w:type="dxa" w:w="2520"/>
+            <w:vAlign w:val="center"/>
+          </w:tcPr>
+          <w:p>
+            <w:pPr>
+              <w:spacing w:after="40" w:before="40"/>
+              <w:jc w:val="center"/>
+            </w:pPr>
+            <w:r>
+              <w:rPr>
+                <w:rFonts w:ascii="Arial" w:hAnsi="Arial"/>
+                <w:b/>
+                <w:i w:val="0"/>
+                <w:color w:val="01632D"/>
+                <w:sz w:val="18"/>
+              </w:rPr>
+              <w:t>U</w:t>
+            </w:r>
+          </w:p>
+        </w:tc>
+      </w:tr>
+      <w:tr>
+        <w:tc>
+          <w:tcPr>
+            <w:tcW w:type="dxa" w:w="2520"/>
+            <w:vAlign w:val="center"/>
+          </w:tcPr>
+          <w:p>
+            <w:pPr>
+              <w:spacing w:after="40" w:before="40"/>
+              <w:jc w:val="center"/>
+            </w:pPr>
+            <w:r>
+              <w:rPr>
+                <w:rFonts w:ascii="Arial" w:hAnsi="Arial"/>
+                <w:b w:val="0"/>
+                <w:i w:val="0"/>
+                <w:color w:val="1C2722"/>
+                <w:sz w:val="18"/>
+              </w:rPr>
+              <w:t>05</w:t>
+            </w:r>
+          </w:p>
+        </w:tc>
+        <w:tc>
+          <w:tcPr>
+            <w:tcW w:type="dxa" w:w="2520"/>
+            <w:vAlign w:val="center"/>
+          </w:tcPr>
+          <w:p>
+            <w:pPr>
+              <w:spacing w:after="40" w:before="40"/>
+            </w:pPr>
+            <w:r>
+              <w:rPr>
+                <w:rFonts w:ascii="Arial" w:hAnsi="Arial"/>
+                <w:b/>
+                <w:i w:val="0"/>
+                <w:color w:val="1C2722"/>
+                <w:sz w:val="18"/>
+              </w:rPr>
+              <w:t>Workforce Analytics &amp; HR Insights</w:t>
             </w:r>
           </w:p>
         </w:tc>
@@ -1778,7 +2035,7 @@
           <w:color w:val="1C2722"/>
           <w:sz w:val="18"/>
         </w:rPr>
-        <w:t>Learning Design &amp; Strategy is shared by both specializations; Decision 1 settles which indicators are designer-owned (Learning &amp; Development Strategy and Design) versus delivery or product-owner scope (Training Delivery). Workforce Planning &amp; Capability Strategy is carried by the sub-family as a user or contributor, not an owner (Decision 2). Competencies settled in Round 1 and not in dispute are held in the HR competency library; this packet covers the items that need the group.</w:t>
+        <w:t>This matrix shows the complete union of competencies touched by both specializations (the L&amp;D Strategy &amp; Design Round 1 set of 5 and the Training Delivery set of 4). Learning Design &amp; Strategy is shared and is the live item: Decision 1 settles which indicators are designer-owned (L&amp;D Strategy and Design) versus delivery or product-owner scope (Training Delivery). Workforce Planning &amp; Capability Strategy is carried by L&amp;D Strategy and Design as a user or contributor, not an owner (Decision 2); it is not in the Training Delivery set. Talent Review &amp; Succession Management, HR Service Delivery Excellence, and Workforce Analytics &amp; HR Insights are carried or used by the sub-family at contributor and reporting levels; they were settled in Round 1 and are included here for completeness — read them in the appendix; only Learning Design and Workforce Planning need the group this session.</w:t>
       </w:r>
     </w:p>
     <w:p>
@@ -4075,6 +4332,264 @@
           </w:p>
         </w:tc>
       </w:tr>
+      <w:tr>
+        <w:tc>
+          <w:tcPr>
+            <w:tcW w:type="dxa" w:w="2520"/>
+            <w:vAlign w:val="center"/>
+          </w:tcPr>
+          <w:p>
+            <w:pPr>
+              <w:spacing w:after="40" w:before="40"/>
+            </w:pPr>
+            <w:r>
+              <w:rPr>
+                <w:rFonts w:ascii="Arial" w:hAnsi="Arial"/>
+                <w:b/>
+                <w:i w:val="0"/>
+                <w:color w:val="1C2722"/>
+                <w:sz w:val="18"/>
+              </w:rPr>
+              <w:t>Talent Review &amp; Succession Management</w:t>
+            </w:r>
+          </w:p>
+        </w:tc>
+        <w:tc>
+          <w:tcPr>
+            <w:tcW w:type="dxa" w:w="2520"/>
+            <w:vAlign w:val="center"/>
+          </w:tcPr>
+          <w:p>
+            <w:pPr>
+              <w:spacing w:after="40" w:before="40"/>
+            </w:pPr>
+            <w:r>
+              <w:rPr>
+                <w:rFonts w:ascii="Arial" w:hAnsi="Arial"/>
+                <w:b w:val="0"/>
+                <w:i w:val="0"/>
+                <w:color w:val="1C2722"/>
+                <w:sz w:val="18"/>
+              </w:rPr>
+              <w:t>Carried in the L&amp;D Strategy and Design and Training Delivery Round 1 sets; reviewed and rated, with no wording change requested. Owned by Performance &amp; Talent Management and Talent Advisory.</w:t>
+            </w:r>
+          </w:p>
+        </w:tc>
+        <w:tc>
+          <w:tcPr>
+            <w:tcW w:type="dxa" w:w="2520"/>
+            <w:vAlign w:val="center"/>
+          </w:tcPr>
+          <w:p>
+            <w:pPr>
+              <w:spacing w:after="40" w:before="40"/>
+            </w:pPr>
+            <w:r>
+              <w:rPr>
+                <w:rFonts w:ascii="Arial" w:hAnsi="Arial"/>
+                <w:b/>
+                <w:i w:val="0"/>
+                <w:color w:val="707773"/>
+                <w:sz w:val="18"/>
+              </w:rPr>
+              <w:t>Kept</w:t>
+            </w:r>
+          </w:p>
+        </w:tc>
+        <w:tc>
+          <w:tcPr>
+            <w:tcW w:type="dxa" w:w="2520"/>
+            <w:vAlign w:val="center"/>
+          </w:tcPr>
+          <w:p>
+            <w:pPr>
+              <w:spacing w:after="40" w:before="40"/>
+            </w:pPr>
+            <w:r>
+              <w:rPr>
+                <w:rFonts w:ascii="Arial" w:hAnsi="Arial"/>
+                <w:b w:val="0"/>
+                <w:i w:val="0"/>
+                <w:color w:val="1C2722"/>
+                <w:sz w:val="18"/>
+              </w:rPr>
+              <w:t>Carried by the sub-family as a contributor, not an owner; settled in Round 1 with no edits. Included for completeness; full indicators in Appendix B.</w:t>
+            </w:r>
+          </w:p>
+        </w:tc>
+      </w:tr>
+      <w:tr>
+        <w:tc>
+          <w:tcPr>
+            <w:tcW w:type="dxa" w:w="2520"/>
+            <w:vAlign w:val="center"/>
+          </w:tcPr>
+          <w:p>
+            <w:pPr>
+              <w:spacing w:after="40" w:before="40"/>
+            </w:pPr>
+            <w:r>
+              <w:rPr>
+                <w:rFonts w:ascii="Arial" w:hAnsi="Arial"/>
+                <w:b/>
+                <w:i w:val="0"/>
+                <w:color w:val="1C2722"/>
+                <w:sz w:val="18"/>
+              </w:rPr>
+              <w:t>HR Service Delivery Excellence</w:t>
+            </w:r>
+          </w:p>
+        </w:tc>
+        <w:tc>
+          <w:tcPr>
+            <w:tcW w:type="dxa" w:w="2520"/>
+            <w:vAlign w:val="center"/>
+          </w:tcPr>
+          <w:p>
+            <w:pPr>
+              <w:spacing w:after="40" w:before="40"/>
+            </w:pPr>
+            <w:r>
+              <w:rPr>
+                <w:rFonts w:ascii="Arial" w:hAnsi="Arial"/>
+                <w:b w:val="0"/>
+                <w:i w:val="0"/>
+                <w:color w:val="1C2722"/>
+                <w:sz w:val="18"/>
+              </w:rPr>
+              <w:t>In the Training Delivery Round 1 set; reviewed and rated, with no wording change requested. It is the HR operations spine, owned by HR Operations.</w:t>
+            </w:r>
+          </w:p>
+        </w:tc>
+        <w:tc>
+          <w:tcPr>
+            <w:tcW w:type="dxa" w:w="2520"/>
+            <w:vAlign w:val="center"/>
+          </w:tcPr>
+          <w:p>
+            <w:pPr>
+              <w:spacing w:after="40" w:before="40"/>
+            </w:pPr>
+            <w:r>
+              <w:rPr>
+                <w:rFonts w:ascii="Arial" w:hAnsi="Arial"/>
+                <w:b/>
+                <w:i w:val="0"/>
+                <w:color w:val="707773"/>
+                <w:sz w:val="18"/>
+              </w:rPr>
+              <w:t>Kept</w:t>
+            </w:r>
+          </w:p>
+        </w:tc>
+        <w:tc>
+          <w:tcPr>
+            <w:tcW w:type="dxa" w:w="2520"/>
+            <w:vAlign w:val="center"/>
+          </w:tcPr>
+          <w:p>
+            <w:pPr>
+              <w:spacing w:after="40" w:before="40"/>
+            </w:pPr>
+            <w:r>
+              <w:rPr>
+                <w:rFonts w:ascii="Arial" w:hAnsi="Arial"/>
+                <w:b w:val="0"/>
+                <w:i w:val="0"/>
+                <w:color w:val="1C2722"/>
+                <w:sz w:val="18"/>
+              </w:rPr>
+              <w:t>Carried at use levels by the sub-family; settled in Round 1 with no edits. Included for completeness.</w:t>
+            </w:r>
+          </w:p>
+        </w:tc>
+      </w:tr>
+      <w:tr>
+        <w:tc>
+          <w:tcPr>
+            <w:tcW w:type="dxa" w:w="2520"/>
+            <w:vAlign w:val="center"/>
+          </w:tcPr>
+          <w:p>
+            <w:pPr>
+              <w:spacing w:after="40" w:before="40"/>
+            </w:pPr>
+            <w:r>
+              <w:rPr>
+                <w:rFonts w:ascii="Arial" w:hAnsi="Arial"/>
+                <w:b/>
+                <w:i w:val="0"/>
+                <w:color w:val="1C2722"/>
+                <w:sz w:val="18"/>
+              </w:rPr>
+              <w:t>Workforce Analytics &amp; HR Insights</w:t>
+            </w:r>
+          </w:p>
+        </w:tc>
+        <w:tc>
+          <w:tcPr>
+            <w:tcW w:type="dxa" w:w="2520"/>
+            <w:vAlign w:val="center"/>
+          </w:tcPr>
+          <w:p>
+            <w:pPr>
+              <w:spacing w:after="40" w:before="40"/>
+            </w:pPr>
+            <w:r>
+              <w:rPr>
+                <w:rFonts w:ascii="Arial" w:hAnsi="Arial"/>
+                <w:b w:val="0"/>
+                <w:i w:val="0"/>
+                <w:color w:val="1C2722"/>
+                <w:sz w:val="18"/>
+              </w:rPr>
+              <w:t>In both the L&amp;D Strategy and Design and Training Delivery Round 1 sets; reviewed and rated as a user-level competency, with no wording change requested by this sub-family.</w:t>
+            </w:r>
+          </w:p>
+        </w:tc>
+        <w:tc>
+          <w:tcPr>
+            <w:tcW w:type="dxa" w:w="2520"/>
+            <w:vAlign w:val="center"/>
+          </w:tcPr>
+          <w:p>
+            <w:pPr>
+              <w:spacing w:after="40" w:before="40"/>
+            </w:pPr>
+            <w:r>
+              <w:rPr>
+                <w:rFonts w:ascii="Arial" w:hAnsi="Arial"/>
+                <w:b/>
+                <w:i w:val="0"/>
+                <w:color w:val="707773"/>
+                <w:sz w:val="18"/>
+              </w:rPr>
+              <w:t>Kept</w:t>
+            </w:r>
+          </w:p>
+        </w:tc>
+        <w:tc>
+          <w:tcPr>
+            <w:tcW w:type="dxa" w:w="2520"/>
+            <w:vAlign w:val="center"/>
+          </w:tcPr>
+          <w:p>
+            <w:pPr>
+              <w:spacing w:after="40" w:before="40"/>
+            </w:pPr>
+            <w:r>
+              <w:rPr>
+                <w:rFonts w:ascii="Arial" w:hAnsi="Arial"/>
+                <w:b w:val="0"/>
+                <w:i w:val="0"/>
+                <w:color w:val="1C2722"/>
+                <w:sz w:val="18"/>
+              </w:rPr>
+              <w:t>Used at a learning-reporting level (completion, transfer, evaluation data), not built; settled in Round 1. Included for completeness.</w:t>
+            </w:r>
+          </w:p>
+        </w:tc>
+      </w:tr>
     </w:tbl>
     <w:p>
       <w:r>
@@ -5361,6 +5876,1881 @@
         </w:tc>
       </w:tr>
     </w:tbl>
+    <w:p>
+      <w:pPr>
+        <w:spacing w:before="200" w:after="40"/>
+      </w:pPr>
+      <w:r>
+        <w:rPr>
+          <w:rFonts w:ascii="Georgia" w:hAnsi="Georgia"/>
+          <w:b/>
+          <w:i w:val="0"/>
+          <w:color w:val="01632D"/>
+          <w:sz w:val="26"/>
+        </w:rPr>
+        <w:t>Talent Review &amp; Succession Management</w:t>
+      </w:r>
+    </w:p>
+    <w:p>
+      <w:pPr>
+        <w:spacing w:after="120" w:before="0"/>
+      </w:pPr>
+      <w:r>
+        <w:rPr>
+          <w:rFonts w:ascii="Arial" w:hAnsi="Arial"/>
+          <w:b w:val="0"/>
+          <w:i/>
+          <w:color w:val="707773"/>
+          <w:sz w:val="18"/>
+        </w:rPr>
+        <w:t>Carried by the sub-family as a contributor; owned by Performance &amp; Talent Management and Talent Advisory. Included for completeness; settled in Round 1.</w:t>
+      </w:r>
+    </w:p>
+    <w:tbl>
+      <w:tblPr>
+        <w:tblStyle w:val="TableGrid"/>
+        <w:tblW w:type="auto" w:w="0"/>
+        <w:jc w:val="left"/>
+        <w:tblLook w:firstColumn="1" w:firstRow="1" w:lastColumn="0" w:lastRow="0" w:noHBand="0" w:noVBand="1" w:val="04A0"/>
+      </w:tblPr>
+      <w:tblGrid>
+        <w:gridCol w:w="5040"/>
+        <w:gridCol w:w="5040"/>
+      </w:tblGrid>
+      <w:tr>
+        <w:trPr>
+          <w:tblHeader w:val="true"/>
+        </w:trPr>
+        <w:tc>
+          <w:tcPr>
+            <w:tcW w:type="dxa" w:w="5040"/>
+            <w:vAlign w:val="center"/>
+            <w:shd w:val="clear" w:color="auto" w:fill="00843D"/>
+          </w:tcPr>
+          <w:p>
+            <w:pPr>
+              <w:spacing w:after="40" w:before="40"/>
+            </w:pPr>
+            <w:r>
+              <w:rPr>
+                <w:rFonts w:ascii="Arial" w:hAnsi="Arial"/>
+                <w:b/>
+                <w:i w:val="0"/>
+                <w:color w:val="FFFFFF"/>
+                <w:sz w:val="20"/>
+              </w:rPr>
+              <w:t>Level</w:t>
+            </w:r>
+          </w:p>
+        </w:tc>
+        <w:tc>
+          <w:tcPr>
+            <w:tcW w:type="dxa" w:w="5040"/>
+            <w:vAlign w:val="center"/>
+            <w:shd w:val="clear" w:color="auto" w:fill="00843D"/>
+          </w:tcPr>
+          <w:p>
+            <w:pPr>
+              <w:spacing w:after="40" w:before="40"/>
+            </w:pPr>
+            <w:r>
+              <w:rPr>
+                <w:rFonts w:ascii="Arial" w:hAnsi="Arial"/>
+                <w:b/>
+                <w:i w:val="0"/>
+                <w:color w:val="FFFFFF"/>
+                <w:sz w:val="20"/>
+              </w:rPr>
+              <w:t>Behavioral indicators  (Level 1 basic to Level 4 expert)</w:t>
+            </w:r>
+          </w:p>
+        </w:tc>
+      </w:tr>
+      <w:tr>
+        <w:tc>
+          <w:tcPr>
+            <w:tcW w:type="dxa" w:w="5040"/>
+            <w:vAlign w:val="center"/>
+          </w:tcPr>
+          <w:p>
+            <w:pPr>
+              <w:spacing w:after="40" w:before="40"/>
+            </w:pPr>
+            <w:r>
+              <w:rPr>
+                <w:rFonts w:ascii="Arial" w:hAnsi="Arial"/>
+                <w:b/>
+                <w:i w:val="0"/>
+                <w:color w:val="1C2722"/>
+                <w:sz w:val="18"/>
+              </w:rPr>
+              <w:t>L1</w:t>
+            </w:r>
+          </w:p>
+        </w:tc>
+        <w:tc>
+          <w:tcPr>
+            <w:tcW w:type="dxa" w:w="5040"/>
+            <w:vAlign w:val="center"/>
+          </w:tcPr>
+          <w:p>
+            <w:pPr>
+              <w:spacing w:after="40" w:before="40"/>
+            </w:pPr>
+            <w:r>
+              <w:rPr>
+                <w:rFonts w:ascii="Arial" w:hAnsi="Arial"/>
+                <w:b w:val="0"/>
+                <w:i w:val="0"/>
+                <w:color w:val="1C2722"/>
+                <w:sz w:val="18"/>
+              </w:rPr>
+              <w:t>Identifies talent review inputs, critical-role lists, succession slates, and readiness criteria from approved templates.</w:t>
+            </w:r>
+          </w:p>
+        </w:tc>
+      </w:tr>
+      <w:tr>
+        <w:tc>
+          <w:tcPr>
+            <w:tcW w:type="dxa" w:w="5040"/>
+            <w:vAlign w:val="center"/>
+          </w:tcPr>
+          <w:p>
+            <w:pPr>
+              <w:spacing w:after="40" w:before="40"/>
+            </w:pPr>
+            <w:r>
+              <w:rPr>
+                <w:rFonts w:ascii="Arial" w:hAnsi="Arial"/>
+                <w:b/>
+                <w:i w:val="0"/>
+                <w:color w:val="1C2722"/>
+                <w:sz w:val="18"/>
+              </w:rPr>
+              <w:t>L1</w:t>
+            </w:r>
+          </w:p>
+        </w:tc>
+        <w:tc>
+          <w:tcPr>
+            <w:tcW w:type="dxa" w:w="5040"/>
+            <w:vAlign w:val="center"/>
+          </w:tcPr>
+          <w:p>
+            <w:pPr>
+              <w:spacing w:after="40" w:before="40"/>
+            </w:pPr>
+            <w:r>
+              <w:rPr>
+                <w:rFonts w:ascii="Arial" w:hAnsi="Arial"/>
+                <w:b w:val="0"/>
+                <w:i w:val="0"/>
+                <w:color w:val="1C2722"/>
+                <w:sz w:val="18"/>
+              </w:rPr>
+              <w:t>Records calibration notes, successor profiles, readiness ratings, and development-plan actions in talent review files.</w:t>
+            </w:r>
+          </w:p>
+        </w:tc>
+      </w:tr>
+      <w:tr>
+        <w:tc>
+          <w:tcPr>
+            <w:tcW w:type="dxa" w:w="5040"/>
+            <w:vAlign w:val="center"/>
+          </w:tcPr>
+          <w:p>
+            <w:pPr>
+              <w:spacing w:after="40" w:before="40"/>
+            </w:pPr>
+            <w:r>
+              <w:rPr>
+                <w:rFonts w:ascii="Arial" w:hAnsi="Arial"/>
+                <w:b/>
+                <w:i w:val="0"/>
+                <w:color w:val="1C2722"/>
+                <w:sz w:val="18"/>
+              </w:rPr>
+              <w:t>L1</w:t>
+            </w:r>
+          </w:p>
+        </w:tc>
+        <w:tc>
+          <w:tcPr>
+            <w:tcW w:type="dxa" w:w="5040"/>
+            <w:vAlign w:val="center"/>
+          </w:tcPr>
+          <w:p>
+            <w:pPr>
+              <w:spacing w:after="40" w:before="40"/>
+            </w:pPr>
+            <w:r>
+              <w:rPr>
+                <w:rFonts w:ascii="Arial" w:hAnsi="Arial"/>
+                <w:b w:val="0"/>
+                <w:i w:val="0"/>
+                <w:color w:val="1C2722"/>
+                <w:sz w:val="18"/>
+              </w:rPr>
+              <w:t>Follows succession planning checklists for data preparation, slate review, confidentiality, and action tracking.</w:t>
+            </w:r>
+          </w:p>
+        </w:tc>
+      </w:tr>
+      <w:tr>
+        <w:tc>
+          <w:tcPr>
+            <w:tcW w:type="dxa" w:w="5040"/>
+            <w:vAlign w:val="center"/>
+          </w:tcPr>
+          <w:p>
+            <w:pPr>
+              <w:spacing w:after="40" w:before="40"/>
+            </w:pPr>
+            <w:r>
+              <w:rPr>
+                <w:rFonts w:ascii="Arial" w:hAnsi="Arial"/>
+                <w:b/>
+                <w:i w:val="0"/>
+                <w:color w:val="1C2722"/>
+                <w:sz w:val="18"/>
+              </w:rPr>
+              <w:t>L2</w:t>
+            </w:r>
+          </w:p>
+        </w:tc>
+        <w:tc>
+          <w:tcPr>
+            <w:tcW w:type="dxa" w:w="5040"/>
+            <w:vAlign w:val="center"/>
+          </w:tcPr>
+          <w:p>
+            <w:pPr>
+              <w:spacing w:after="40" w:before="40"/>
+            </w:pPr>
+            <w:r>
+              <w:rPr>
+                <w:rFonts w:ascii="Arial" w:hAnsi="Arial"/>
+                <w:b w:val="0"/>
+                <w:i w:val="0"/>
+                <w:color w:val="1C2722"/>
+                <w:sz w:val="18"/>
+              </w:rPr>
+              <w:t>Conducts talent review preparation using 9-box grids, readiness definitions, successor data, and calibration materials.</w:t>
+            </w:r>
+          </w:p>
+        </w:tc>
+      </w:tr>
+      <w:tr>
+        <w:tc>
+          <w:tcPr>
+            <w:tcW w:type="dxa" w:w="5040"/>
+            <w:vAlign w:val="center"/>
+          </w:tcPr>
+          <w:p>
+            <w:pPr>
+              <w:spacing w:after="40" w:before="40"/>
+            </w:pPr>
+            <w:r>
+              <w:rPr>
+                <w:rFonts w:ascii="Arial" w:hAnsi="Arial"/>
+                <w:b/>
+                <w:i w:val="0"/>
+                <w:color w:val="1C2722"/>
+                <w:sz w:val="18"/>
+              </w:rPr>
+              <w:t>L2</w:t>
+            </w:r>
+          </w:p>
+        </w:tc>
+        <w:tc>
+          <w:tcPr>
+            <w:tcW w:type="dxa" w:w="5040"/>
+            <w:vAlign w:val="center"/>
+          </w:tcPr>
+          <w:p>
+            <w:pPr>
+              <w:spacing w:after="40" w:before="40"/>
+            </w:pPr>
+            <w:r>
+              <w:rPr>
+                <w:rFonts w:ascii="Arial" w:hAnsi="Arial"/>
+                <w:b w:val="0"/>
+                <w:i w:val="0"/>
+                <w:color w:val="1C2722"/>
+                <w:sz w:val="18"/>
+              </w:rPr>
+              <w:t>Maintains succession pipelines, development-plan trackers, and critical-role coverage records for assigned populations.</w:t>
+            </w:r>
+          </w:p>
+        </w:tc>
+      </w:tr>
+      <w:tr>
+        <w:tc>
+          <w:tcPr>
+            <w:tcW w:type="dxa" w:w="5040"/>
+            <w:vAlign w:val="center"/>
+          </w:tcPr>
+          <w:p>
+            <w:pPr>
+              <w:spacing w:after="40" w:before="40"/>
+            </w:pPr>
+            <w:r>
+              <w:rPr>
+                <w:rFonts w:ascii="Arial" w:hAnsi="Arial"/>
+                <w:b/>
+                <w:i w:val="0"/>
+                <w:color w:val="1C2722"/>
+                <w:sz w:val="18"/>
+              </w:rPr>
+              <w:t>L2</w:t>
+            </w:r>
+          </w:p>
+        </w:tc>
+        <w:tc>
+          <w:tcPr>
+            <w:tcW w:type="dxa" w:w="5040"/>
+            <w:vAlign w:val="center"/>
+          </w:tcPr>
+          <w:p>
+            <w:pPr>
+              <w:spacing w:after="40" w:before="40"/>
+            </w:pPr>
+            <w:r>
+              <w:rPr>
+                <w:rFonts w:ascii="Arial" w:hAnsi="Arial"/>
+                <w:b w:val="0"/>
+                <w:i w:val="0"/>
+                <w:color w:val="1C2722"/>
+                <w:sz w:val="18"/>
+              </w:rPr>
+              <w:t>Validates readiness data, successor movement, talent actions, and development-plan evidence against agreed criteria.</w:t>
+            </w:r>
+          </w:p>
+        </w:tc>
+      </w:tr>
+      <w:tr>
+        <w:tc>
+          <w:tcPr>
+            <w:tcW w:type="dxa" w:w="5040"/>
+            <w:vAlign w:val="center"/>
+            <w:shd w:val="clear" w:color="auto" w:fill="F5F9ED"/>
+          </w:tcPr>
+          <w:p>
+            <w:pPr>
+              <w:spacing w:after="40" w:before="40"/>
+            </w:pPr>
+            <w:r>
+              <w:rPr>
+                <w:rFonts w:ascii="Arial" w:hAnsi="Arial"/>
+                <w:b/>
+                <w:i w:val="0"/>
+                <w:color w:val="01632D"/>
+                <w:sz w:val="18"/>
+              </w:rPr>
+              <w:t>L3</w:t>
+            </w:r>
+          </w:p>
+        </w:tc>
+        <w:tc>
+          <w:tcPr>
+            <w:tcW w:type="dxa" w:w="5040"/>
+            <w:vAlign w:val="center"/>
+          </w:tcPr>
+          <w:p>
+            <w:pPr>
+              <w:spacing w:after="40" w:before="40"/>
+            </w:pPr>
+            <w:r>
+              <w:rPr>
+                <w:rFonts w:ascii="Arial" w:hAnsi="Arial"/>
+                <w:b w:val="0"/>
+                <w:i w:val="0"/>
+                <w:color w:val="1C2722"/>
+                <w:sz w:val="18"/>
+              </w:rPr>
+              <w:t>Designs talent review routines using 9-box grids, readiness criteria, succession slates, and development-plan evidence.</w:t>
+            </w:r>
+          </w:p>
+        </w:tc>
+      </w:tr>
+      <w:tr>
+        <w:tc>
+          <w:tcPr>
+            <w:tcW w:type="dxa" w:w="5040"/>
+            <w:vAlign w:val="center"/>
+            <w:shd w:val="clear" w:color="auto" w:fill="F5F9ED"/>
+          </w:tcPr>
+          <w:p>
+            <w:pPr>
+              <w:spacing w:after="40" w:before="40"/>
+            </w:pPr>
+            <w:r>
+              <w:rPr>
+                <w:rFonts w:ascii="Arial" w:hAnsi="Arial"/>
+                <w:b/>
+                <w:i w:val="0"/>
+                <w:color w:val="01632D"/>
+                <w:sz w:val="18"/>
+              </w:rPr>
+              <w:t>L3</w:t>
+            </w:r>
+          </w:p>
+        </w:tc>
+        <w:tc>
+          <w:tcPr>
+            <w:tcW w:type="dxa" w:w="5040"/>
+            <w:vAlign w:val="center"/>
+          </w:tcPr>
+          <w:p>
+            <w:pPr>
+              <w:spacing w:after="40" w:before="40"/>
+            </w:pPr>
+            <w:r>
+              <w:rPr>
+                <w:rFonts w:ascii="Arial" w:hAnsi="Arial"/>
+                <w:b w:val="0"/>
+                <w:i w:val="0"/>
+                <w:color w:val="1C2722"/>
+                <w:sz w:val="18"/>
+              </w:rPr>
+              <w:t>Evaluates bench strength, critical-role coverage, successor readiness, and action completion to improve talent outcomes.</w:t>
+            </w:r>
+          </w:p>
+        </w:tc>
+      </w:tr>
+      <w:tr>
+        <w:tc>
+          <w:tcPr>
+            <w:tcW w:type="dxa" w:w="5040"/>
+            <w:vAlign w:val="center"/>
+            <w:shd w:val="clear" w:color="auto" w:fill="F5F9ED"/>
+          </w:tcPr>
+          <w:p>
+            <w:pPr>
+              <w:spacing w:after="40" w:before="40"/>
+            </w:pPr>
+            <w:r>
+              <w:rPr>
+                <w:rFonts w:ascii="Arial" w:hAnsi="Arial"/>
+                <w:b/>
+                <w:i w:val="0"/>
+                <w:color w:val="01632D"/>
+                <w:sz w:val="18"/>
+              </w:rPr>
+              <w:t>L3</w:t>
+            </w:r>
+          </w:p>
+        </w:tc>
+        <w:tc>
+          <w:tcPr>
+            <w:tcW w:type="dxa" w:w="5040"/>
+            <w:vAlign w:val="center"/>
+          </w:tcPr>
+          <w:p>
+            <w:pPr>
+              <w:spacing w:after="40" w:before="40"/>
+            </w:pPr>
+            <w:r>
+              <w:rPr>
+                <w:rFonts w:ascii="Arial" w:hAnsi="Arial"/>
+                <w:b w:val="0"/>
+                <w:i w:val="0"/>
+                <w:color w:val="1C2722"/>
+                <w:sz w:val="18"/>
+              </w:rPr>
+              <w:t>Leads calibration sessions that translate talent review evidence into succession decisions and development priorities.</w:t>
+            </w:r>
+          </w:p>
+        </w:tc>
+      </w:tr>
+      <w:tr>
+        <w:tc>
+          <w:tcPr>
+            <w:tcW w:type="dxa" w:w="5040"/>
+            <w:vAlign w:val="center"/>
+            <w:shd w:val="clear" w:color="auto" w:fill="F5F9ED"/>
+          </w:tcPr>
+          <w:p>
+            <w:pPr>
+              <w:spacing w:after="40" w:before="40"/>
+            </w:pPr>
+            <w:r>
+              <w:rPr>
+                <w:rFonts w:ascii="Arial" w:hAnsi="Arial"/>
+                <w:b/>
+                <w:i w:val="0"/>
+                <w:color w:val="01632D"/>
+                <w:sz w:val="18"/>
+              </w:rPr>
+              <w:t>L4</w:t>
+            </w:r>
+          </w:p>
+        </w:tc>
+        <w:tc>
+          <w:tcPr>
+            <w:tcW w:type="dxa" w:w="5040"/>
+            <w:vAlign w:val="center"/>
+          </w:tcPr>
+          <w:p>
+            <w:pPr>
+              <w:spacing w:after="40" w:before="40"/>
+            </w:pPr>
+            <w:r>
+              <w:rPr>
+                <w:rFonts w:ascii="Arial" w:hAnsi="Arial"/>
+                <w:b w:val="0"/>
+                <w:i w:val="0"/>
+                <w:color w:val="1C2722"/>
+                <w:sz w:val="18"/>
+              </w:rPr>
+              <w:t>Establishes talent and succession standards for critical-role segmentation, readiness governance, and succession evidence.</w:t>
+            </w:r>
+          </w:p>
+        </w:tc>
+      </w:tr>
+      <w:tr>
+        <w:tc>
+          <w:tcPr>
+            <w:tcW w:type="dxa" w:w="5040"/>
+            <w:vAlign w:val="center"/>
+            <w:shd w:val="clear" w:color="auto" w:fill="F5F9ED"/>
+          </w:tcPr>
+          <w:p>
+            <w:pPr>
+              <w:spacing w:after="40" w:before="40"/>
+            </w:pPr>
+            <w:r>
+              <w:rPr>
+                <w:rFonts w:ascii="Arial" w:hAnsi="Arial"/>
+                <w:b/>
+                <w:i w:val="0"/>
+                <w:color w:val="01632D"/>
+                <w:sz w:val="18"/>
+              </w:rPr>
+              <w:t>L4</w:t>
+            </w:r>
+          </w:p>
+        </w:tc>
+        <w:tc>
+          <w:tcPr>
+            <w:tcW w:type="dxa" w:w="5040"/>
+            <w:vAlign w:val="center"/>
+          </w:tcPr>
+          <w:p>
+            <w:pPr>
+              <w:spacing w:after="40" w:before="40"/>
+            </w:pPr>
+            <w:r>
+              <w:rPr>
+                <w:rFonts w:ascii="Arial" w:hAnsi="Arial"/>
+                <w:b w:val="0"/>
+                <w:i w:val="0"/>
+                <w:color w:val="1C2722"/>
+                <w:sz w:val="18"/>
+              </w:rPr>
+              <w:t>Approves succession governance methods for complex populations, high-risk roles, and leadership continuity scenarios.</w:t>
+            </w:r>
+          </w:p>
+        </w:tc>
+      </w:tr>
+      <w:tr>
+        <w:tc>
+          <w:tcPr>
+            <w:tcW w:type="dxa" w:w="5040"/>
+            <w:vAlign w:val="center"/>
+            <w:shd w:val="clear" w:color="auto" w:fill="F5F9ED"/>
+          </w:tcPr>
+          <w:p>
+            <w:pPr>
+              <w:spacing w:after="40" w:before="40"/>
+            </w:pPr>
+            <w:r>
+              <w:rPr>
+                <w:rFonts w:ascii="Arial" w:hAnsi="Arial"/>
+                <w:b/>
+                <w:i w:val="0"/>
+                <w:color w:val="01632D"/>
+                <w:sz w:val="18"/>
+              </w:rPr>
+              <w:t>L4</w:t>
+            </w:r>
+          </w:p>
+        </w:tc>
+        <w:tc>
+          <w:tcPr>
+            <w:tcW w:type="dxa" w:w="5040"/>
+            <w:vAlign w:val="center"/>
+          </w:tcPr>
+          <w:p>
+            <w:pPr>
+              <w:spacing w:after="40" w:before="40"/>
+            </w:pPr>
+            <w:r>
+              <w:rPr>
+                <w:rFonts w:ascii="Arial" w:hAnsi="Arial"/>
+                <w:b w:val="0"/>
+                <w:i w:val="0"/>
+                <w:color w:val="1C2722"/>
+                <w:sz w:val="18"/>
+              </w:rPr>
+              <w:t>Develops advanced readiness diagnostics, slate-quality tools, and bench-strength measures for unresolved succession risks.</w:t>
+            </w:r>
+          </w:p>
+        </w:tc>
+      </w:tr>
+    </w:tbl>
+    <w:p>
+      <w:pPr>
+        <w:spacing w:before="200" w:after="40"/>
+      </w:pPr>
+      <w:r>
+        <w:rPr>
+          <w:rFonts w:ascii="Georgia" w:hAnsi="Georgia"/>
+          <w:b/>
+          <w:i w:val="0"/>
+          <w:color w:val="01632D"/>
+          <w:sz w:val="26"/>
+        </w:rPr>
+        <w:t>HR Service Delivery Excellence</w:t>
+      </w:r>
+    </w:p>
+    <w:p>
+      <w:pPr>
+        <w:spacing w:after="120" w:before="0"/>
+      </w:pPr>
+      <w:r>
+        <w:rPr>
+          <w:rFonts w:ascii="Arial" w:hAnsi="Arial"/>
+          <w:b w:val="0"/>
+          <w:i/>
+          <w:color w:val="707773"/>
+          <w:sz w:val="18"/>
+        </w:rPr>
+        <w:t>In the Training Delivery Round 1 set; the HR operations spine, owned by HR Operations. Carried at use levels. Included for completeness; settled in Round 1.</w:t>
+      </w:r>
+    </w:p>
+    <w:tbl>
+      <w:tblPr>
+        <w:tblStyle w:val="TableGrid"/>
+        <w:tblW w:type="auto" w:w="0"/>
+        <w:jc w:val="left"/>
+        <w:tblLook w:firstColumn="1" w:firstRow="1" w:lastColumn="0" w:lastRow="0" w:noHBand="0" w:noVBand="1" w:val="04A0"/>
+      </w:tblPr>
+      <w:tblGrid>
+        <w:gridCol w:w="5040"/>
+        <w:gridCol w:w="5040"/>
+      </w:tblGrid>
+      <w:tr>
+        <w:trPr>
+          <w:tblHeader w:val="true"/>
+        </w:trPr>
+        <w:tc>
+          <w:tcPr>
+            <w:tcW w:type="dxa" w:w="5040"/>
+            <w:vAlign w:val="center"/>
+            <w:shd w:val="clear" w:color="auto" w:fill="00843D"/>
+          </w:tcPr>
+          <w:p>
+            <w:pPr>
+              <w:spacing w:after="40" w:before="40"/>
+            </w:pPr>
+            <w:r>
+              <w:rPr>
+                <w:rFonts w:ascii="Arial" w:hAnsi="Arial"/>
+                <w:b/>
+                <w:i w:val="0"/>
+                <w:color w:val="FFFFFF"/>
+                <w:sz w:val="20"/>
+              </w:rPr>
+              <w:t>Level</w:t>
+            </w:r>
+          </w:p>
+        </w:tc>
+        <w:tc>
+          <w:tcPr>
+            <w:tcW w:type="dxa" w:w="5040"/>
+            <w:vAlign w:val="center"/>
+            <w:shd w:val="clear" w:color="auto" w:fill="00843D"/>
+          </w:tcPr>
+          <w:p>
+            <w:pPr>
+              <w:spacing w:after="40" w:before="40"/>
+            </w:pPr>
+            <w:r>
+              <w:rPr>
+                <w:rFonts w:ascii="Arial" w:hAnsi="Arial"/>
+                <w:b/>
+                <w:i w:val="0"/>
+                <w:color w:val="FFFFFF"/>
+                <w:sz w:val="20"/>
+              </w:rPr>
+              <w:t>Behavioral indicators  (Level 1 basic to Level 4 expert)</w:t>
+            </w:r>
+          </w:p>
+        </w:tc>
+      </w:tr>
+      <w:tr>
+        <w:tc>
+          <w:tcPr>
+            <w:tcW w:type="dxa" w:w="5040"/>
+            <w:vAlign w:val="center"/>
+          </w:tcPr>
+          <w:p>
+            <w:pPr>
+              <w:spacing w:after="40" w:before="40"/>
+            </w:pPr>
+            <w:r>
+              <w:rPr>
+                <w:rFonts w:ascii="Arial" w:hAnsi="Arial"/>
+                <w:b/>
+                <w:i w:val="0"/>
+                <w:color w:val="1C2722"/>
+                <w:sz w:val="18"/>
+              </w:rPr>
+              <w:t>L1</w:t>
+            </w:r>
+          </w:p>
+        </w:tc>
+        <w:tc>
+          <w:tcPr>
+            <w:tcW w:type="dxa" w:w="5040"/>
+            <w:vAlign w:val="center"/>
+          </w:tcPr>
+          <w:p>
+            <w:pPr>
+              <w:spacing w:after="40" w:before="40"/>
+            </w:pPr>
+            <w:r>
+              <w:rPr>
+                <w:rFonts w:ascii="Arial" w:hAnsi="Arial"/>
+                <w:b w:val="0"/>
+                <w:i w:val="0"/>
+                <w:color w:val="1C2722"/>
+                <w:sz w:val="18"/>
+              </w:rPr>
+              <w:t>Identifies service catalog entries, case categories, knowledge articles, and process ownership records.</w:t>
+            </w:r>
+          </w:p>
+        </w:tc>
+      </w:tr>
+      <w:tr>
+        <w:tc>
+          <w:tcPr>
+            <w:tcW w:type="dxa" w:w="5040"/>
+            <w:vAlign w:val="center"/>
+          </w:tcPr>
+          <w:p>
+            <w:pPr>
+              <w:spacing w:after="40" w:before="40"/>
+            </w:pPr>
+            <w:r>
+              <w:rPr>
+                <w:rFonts w:ascii="Arial" w:hAnsi="Arial"/>
+                <w:b/>
+                <w:i w:val="0"/>
+                <w:color w:val="1C2722"/>
+                <w:sz w:val="18"/>
+              </w:rPr>
+              <w:t>L1</w:t>
+            </w:r>
+          </w:p>
+        </w:tc>
+        <w:tc>
+          <w:tcPr>
+            <w:tcW w:type="dxa" w:w="5040"/>
+            <w:vAlign w:val="center"/>
+          </w:tcPr>
+          <w:p>
+            <w:pPr>
+              <w:spacing w:after="40" w:before="40"/>
+            </w:pPr>
+            <w:r>
+              <w:rPr>
+                <w:rFonts w:ascii="Arial" w:hAnsi="Arial"/>
+                <w:b w:val="0"/>
+                <w:i w:val="0"/>
+                <w:color w:val="1C2722"/>
+                <w:sz w:val="18"/>
+              </w:rPr>
+              <w:t>Records employee inquiries, resolution steps, handoff notes, and service evidence in case systems.</w:t>
+            </w:r>
+          </w:p>
+        </w:tc>
+      </w:tr>
+      <w:tr>
+        <w:tc>
+          <w:tcPr>
+            <w:tcW w:type="dxa" w:w="5040"/>
+            <w:vAlign w:val="center"/>
+          </w:tcPr>
+          <w:p>
+            <w:pPr>
+              <w:spacing w:after="40" w:before="40"/>
+            </w:pPr>
+            <w:r>
+              <w:rPr>
+                <w:rFonts w:ascii="Arial" w:hAnsi="Arial"/>
+                <w:b/>
+                <w:i w:val="0"/>
+                <w:color w:val="1C2722"/>
+                <w:sz w:val="18"/>
+              </w:rPr>
+              <w:t>L1</w:t>
+            </w:r>
+          </w:p>
+        </w:tc>
+        <w:tc>
+          <w:tcPr>
+            <w:tcW w:type="dxa" w:w="5040"/>
+            <w:vAlign w:val="center"/>
+          </w:tcPr>
+          <w:p>
+            <w:pPr>
+              <w:spacing w:after="40" w:before="40"/>
+            </w:pPr>
+            <w:r>
+              <w:rPr>
+                <w:rFonts w:ascii="Arial" w:hAnsi="Arial"/>
+                <w:b w:val="0"/>
+                <w:i w:val="0"/>
+                <w:color w:val="1C2722"/>
+                <w:sz w:val="18"/>
+              </w:rPr>
+              <w:t>Follows standard operating procedures for HR transactions, employee support, and escalation routing.</w:t>
+            </w:r>
+          </w:p>
+        </w:tc>
+      </w:tr>
+      <w:tr>
+        <w:tc>
+          <w:tcPr>
+            <w:tcW w:type="dxa" w:w="5040"/>
+            <w:vAlign w:val="center"/>
+          </w:tcPr>
+          <w:p>
+            <w:pPr>
+              <w:spacing w:after="40" w:before="40"/>
+            </w:pPr>
+            <w:r>
+              <w:rPr>
+                <w:rFonts w:ascii="Arial" w:hAnsi="Arial"/>
+                <w:b/>
+                <w:i w:val="0"/>
+                <w:color w:val="1C2722"/>
+                <w:sz w:val="18"/>
+              </w:rPr>
+              <w:t>L2</w:t>
+            </w:r>
+          </w:p>
+        </w:tc>
+        <w:tc>
+          <w:tcPr>
+            <w:tcW w:type="dxa" w:w="5040"/>
+            <w:vAlign w:val="center"/>
+          </w:tcPr>
+          <w:p>
+            <w:pPr>
+              <w:spacing w:after="40" w:before="40"/>
+            </w:pPr>
+            <w:r>
+              <w:rPr>
+                <w:rFonts w:ascii="Arial" w:hAnsi="Arial"/>
+                <w:b w:val="0"/>
+                <w:i w:val="0"/>
+                <w:color w:val="1C2722"/>
+                <w:sz w:val="18"/>
+              </w:rPr>
+              <w:t>Manages HR service cases using workflow rules, knowledge articles, service-level targets, and process controls.</w:t>
+            </w:r>
+          </w:p>
+        </w:tc>
+      </w:tr>
+      <w:tr>
+        <w:tc>
+          <w:tcPr>
+            <w:tcW w:type="dxa" w:w="5040"/>
+            <w:vAlign w:val="center"/>
+          </w:tcPr>
+          <w:p>
+            <w:pPr>
+              <w:spacing w:after="40" w:before="40"/>
+            </w:pPr>
+            <w:r>
+              <w:rPr>
+                <w:rFonts w:ascii="Arial" w:hAnsi="Arial"/>
+                <w:b/>
+                <w:i w:val="0"/>
+                <w:color w:val="1C2722"/>
+                <w:sz w:val="18"/>
+              </w:rPr>
+              <w:t>L2</w:t>
+            </w:r>
+          </w:p>
+        </w:tc>
+        <w:tc>
+          <w:tcPr>
+            <w:tcW w:type="dxa" w:w="5040"/>
+            <w:vAlign w:val="center"/>
+          </w:tcPr>
+          <w:p>
+            <w:pPr>
+              <w:spacing w:after="40" w:before="40"/>
+            </w:pPr>
+            <w:r>
+              <w:rPr>
+                <w:rFonts w:ascii="Arial" w:hAnsi="Arial"/>
+                <w:b w:val="0"/>
+                <w:i w:val="0"/>
+                <w:color w:val="1C2722"/>
+                <w:sz w:val="18"/>
+              </w:rPr>
+              <w:t>Maintains process documentation, standard work, vendor tickets, and quality assurance checklists.</w:t>
+            </w:r>
+          </w:p>
+        </w:tc>
+      </w:tr>
+      <w:tr>
+        <w:tc>
+          <w:tcPr>
+            <w:tcW w:type="dxa" w:w="5040"/>
+            <w:vAlign w:val="center"/>
+          </w:tcPr>
+          <w:p>
+            <w:pPr>
+              <w:spacing w:after="40" w:before="40"/>
+            </w:pPr>
+            <w:r>
+              <w:rPr>
+                <w:rFonts w:ascii="Arial" w:hAnsi="Arial"/>
+                <w:b/>
+                <w:i w:val="0"/>
+                <w:color w:val="1C2722"/>
+                <w:sz w:val="18"/>
+              </w:rPr>
+              <w:t>L2</w:t>
+            </w:r>
+          </w:p>
+        </w:tc>
+        <w:tc>
+          <w:tcPr>
+            <w:tcW w:type="dxa" w:w="5040"/>
+            <w:vAlign w:val="center"/>
+          </w:tcPr>
+          <w:p>
+            <w:pPr>
+              <w:spacing w:after="40" w:before="40"/>
+            </w:pPr>
+            <w:r>
+              <w:rPr>
+                <w:rFonts w:ascii="Arial" w:hAnsi="Arial"/>
+                <w:b w:val="0"/>
+                <w:i w:val="0"/>
+                <w:color w:val="1C2722"/>
+                <w:sz w:val="18"/>
+              </w:rPr>
+              <w:t>Analyzes case volumes, cycle times, rework, escalation patterns, and customer support themes.</w:t>
+            </w:r>
+          </w:p>
+        </w:tc>
+      </w:tr>
+      <w:tr>
+        <w:tc>
+          <w:tcPr>
+            <w:tcW w:type="dxa" w:w="5040"/>
+            <w:vAlign w:val="center"/>
+            <w:shd w:val="clear" w:color="auto" w:fill="F5F9ED"/>
+          </w:tcPr>
+          <w:p>
+            <w:pPr>
+              <w:spacing w:after="40" w:before="40"/>
+            </w:pPr>
+            <w:r>
+              <w:rPr>
+                <w:rFonts w:ascii="Arial" w:hAnsi="Arial"/>
+                <w:b/>
+                <w:i w:val="0"/>
+                <w:color w:val="01632D"/>
+                <w:sz w:val="18"/>
+              </w:rPr>
+              <w:t>L3</w:t>
+            </w:r>
+          </w:p>
+        </w:tc>
+        <w:tc>
+          <w:tcPr>
+            <w:tcW w:type="dxa" w:w="5040"/>
+            <w:vAlign w:val="center"/>
+          </w:tcPr>
+          <w:p>
+            <w:pPr>
+              <w:spacing w:after="40" w:before="40"/>
+            </w:pPr>
+            <w:r>
+              <w:rPr>
+                <w:rFonts w:ascii="Arial" w:hAnsi="Arial"/>
+                <w:b w:val="0"/>
+                <w:i w:val="0"/>
+                <w:color w:val="1C2722"/>
+                <w:sz w:val="18"/>
+              </w:rPr>
+              <w:t>Designs HR service process improvements using workflow maps, service metrics, controls, and employee feedback.</w:t>
+            </w:r>
+          </w:p>
+        </w:tc>
+      </w:tr>
+      <w:tr>
+        <w:tc>
+          <w:tcPr>
+            <w:tcW w:type="dxa" w:w="5040"/>
+            <w:vAlign w:val="center"/>
+            <w:shd w:val="clear" w:color="auto" w:fill="F5F9ED"/>
+          </w:tcPr>
+          <w:p>
+            <w:pPr>
+              <w:spacing w:after="40" w:before="40"/>
+            </w:pPr>
+            <w:r>
+              <w:rPr>
+                <w:rFonts w:ascii="Arial" w:hAnsi="Arial"/>
+                <w:b/>
+                <w:i w:val="0"/>
+                <w:color w:val="01632D"/>
+                <w:sz w:val="18"/>
+              </w:rPr>
+              <w:t>L3</w:t>
+            </w:r>
+          </w:p>
+        </w:tc>
+        <w:tc>
+          <w:tcPr>
+            <w:tcW w:type="dxa" w:w="5040"/>
+            <w:vAlign w:val="center"/>
+          </w:tcPr>
+          <w:p>
+            <w:pPr>
+              <w:spacing w:after="40" w:before="40"/>
+            </w:pPr>
+            <w:r>
+              <w:rPr>
+                <w:rFonts w:ascii="Arial" w:hAnsi="Arial"/>
+                <w:b w:val="0"/>
+                <w:i w:val="0"/>
+                <w:color w:val="1C2722"/>
+                <w:sz w:val="18"/>
+              </w:rPr>
+              <w:t>Leads quality reviews for case handling, knowledge management, vendor performance, and process adherence.</w:t>
+            </w:r>
+          </w:p>
+        </w:tc>
+      </w:tr>
+      <w:tr>
+        <w:tc>
+          <w:tcPr>
+            <w:tcW w:type="dxa" w:w="5040"/>
+            <w:vAlign w:val="center"/>
+            <w:shd w:val="clear" w:color="auto" w:fill="F5F9ED"/>
+          </w:tcPr>
+          <w:p>
+            <w:pPr>
+              <w:spacing w:after="40" w:before="40"/>
+            </w:pPr>
+            <w:r>
+              <w:rPr>
+                <w:rFonts w:ascii="Arial" w:hAnsi="Arial"/>
+                <w:b/>
+                <w:i w:val="0"/>
+                <w:color w:val="01632D"/>
+                <w:sz w:val="18"/>
+              </w:rPr>
+              <w:t>L3</w:t>
+            </w:r>
+          </w:p>
+        </w:tc>
+        <w:tc>
+          <w:tcPr>
+            <w:tcW w:type="dxa" w:w="5040"/>
+            <w:vAlign w:val="center"/>
+          </w:tcPr>
+          <w:p>
+            <w:pPr>
+              <w:spacing w:after="40" w:before="40"/>
+            </w:pPr>
+            <w:r>
+              <w:rPr>
+                <w:rFonts w:ascii="Arial" w:hAnsi="Arial"/>
+                <w:b w:val="0"/>
+                <w:i w:val="0"/>
+                <w:color w:val="1C2722"/>
+                <w:sz w:val="18"/>
+              </w:rPr>
+              <w:t>Evaluates service delivery models against compliance requirements, employee needs, cost, and operational risk.</w:t>
+            </w:r>
+          </w:p>
+        </w:tc>
+      </w:tr>
+      <w:tr>
+        <w:tc>
+          <w:tcPr>
+            <w:tcW w:type="dxa" w:w="5040"/>
+            <w:vAlign w:val="center"/>
+            <w:shd w:val="clear" w:color="auto" w:fill="F5F9ED"/>
+          </w:tcPr>
+          <w:p>
+            <w:pPr>
+              <w:spacing w:after="40" w:before="40"/>
+            </w:pPr>
+            <w:r>
+              <w:rPr>
+                <w:rFonts w:ascii="Arial" w:hAnsi="Arial"/>
+                <w:b/>
+                <w:i w:val="0"/>
+                <w:color w:val="01632D"/>
+                <w:sz w:val="18"/>
+              </w:rPr>
+              <w:t>L4</w:t>
+            </w:r>
+          </w:p>
+        </w:tc>
+        <w:tc>
+          <w:tcPr>
+            <w:tcW w:type="dxa" w:w="5040"/>
+            <w:vAlign w:val="center"/>
+          </w:tcPr>
+          <w:p>
+            <w:pPr>
+              <w:spacing w:after="40" w:before="40"/>
+            </w:pPr>
+            <w:r>
+              <w:rPr>
+                <w:rFonts w:ascii="Arial" w:hAnsi="Arial"/>
+                <w:b w:val="0"/>
+                <w:i w:val="0"/>
+                <w:color w:val="1C2722"/>
+                <w:sz w:val="18"/>
+              </w:rPr>
+              <w:t>Establishes enterprise HR service standards for case management, process controls, and knowledge governance.</w:t>
+            </w:r>
+          </w:p>
+        </w:tc>
+      </w:tr>
+      <w:tr>
+        <w:tc>
+          <w:tcPr>
+            <w:tcW w:type="dxa" w:w="5040"/>
+            <w:vAlign w:val="center"/>
+            <w:shd w:val="clear" w:color="auto" w:fill="F5F9ED"/>
+          </w:tcPr>
+          <w:p>
+            <w:pPr>
+              <w:spacing w:after="40" w:before="40"/>
+            </w:pPr>
+            <w:r>
+              <w:rPr>
+                <w:rFonts w:ascii="Arial" w:hAnsi="Arial"/>
+                <w:b/>
+                <w:i w:val="0"/>
+                <w:color w:val="01632D"/>
+                <w:sz w:val="18"/>
+              </w:rPr>
+              <w:t>L4</w:t>
+            </w:r>
+          </w:p>
+        </w:tc>
+        <w:tc>
+          <w:tcPr>
+            <w:tcW w:type="dxa" w:w="5040"/>
+            <w:vAlign w:val="center"/>
+          </w:tcPr>
+          <w:p>
+            <w:pPr>
+              <w:spacing w:after="40" w:before="40"/>
+            </w:pPr>
+            <w:r>
+              <w:rPr>
+                <w:rFonts w:ascii="Arial" w:hAnsi="Arial"/>
+                <w:b w:val="0"/>
+                <w:i w:val="0"/>
+                <w:color w:val="1C2722"/>
+                <w:sz w:val="18"/>
+              </w:rPr>
+              <w:t>Approves service delivery models, vendor governance, automation priorities, and quality assurance methods.</w:t>
+            </w:r>
+          </w:p>
+        </w:tc>
+      </w:tr>
+      <w:tr>
+        <w:tc>
+          <w:tcPr>
+            <w:tcW w:type="dxa" w:w="5040"/>
+            <w:vAlign w:val="center"/>
+            <w:shd w:val="clear" w:color="auto" w:fill="F5F9ED"/>
+          </w:tcPr>
+          <w:p>
+            <w:pPr>
+              <w:spacing w:after="40" w:before="40"/>
+            </w:pPr>
+            <w:r>
+              <w:rPr>
+                <w:rFonts w:ascii="Arial" w:hAnsi="Arial"/>
+                <w:b/>
+                <w:i w:val="0"/>
+                <w:color w:val="01632D"/>
+                <w:sz w:val="18"/>
+              </w:rPr>
+              <w:t>L4</w:t>
+            </w:r>
+          </w:p>
+        </w:tc>
+        <w:tc>
+          <w:tcPr>
+            <w:tcW w:type="dxa" w:w="5040"/>
+            <w:vAlign w:val="center"/>
+          </w:tcPr>
+          <w:p>
+            <w:pPr>
+              <w:spacing w:after="40" w:before="40"/>
+            </w:pPr>
+            <w:r>
+              <w:rPr>
+                <w:rFonts w:ascii="Arial" w:hAnsi="Arial"/>
+                <w:b w:val="0"/>
+                <w:i w:val="0"/>
+                <w:color w:val="1C2722"/>
+                <w:sz w:val="18"/>
+              </w:rPr>
+              <w:t>Develops advanced service-process diagnostics, knowledge-base standards, and employee-support measures for ambiguous delivery problems.</w:t>
+            </w:r>
+          </w:p>
+        </w:tc>
+      </w:tr>
+    </w:tbl>
+    <w:p>
+      <w:pPr>
+        <w:spacing w:before="200" w:after="40"/>
+      </w:pPr>
+      <w:r>
+        <w:rPr>
+          <w:rFonts w:ascii="Georgia" w:hAnsi="Georgia"/>
+          <w:b/>
+          <w:i w:val="0"/>
+          <w:color w:val="01632D"/>
+          <w:sz w:val="26"/>
+        </w:rPr>
+        <w:t>Workforce Analytics &amp; HR Insights</w:t>
+      </w:r>
+    </w:p>
+    <w:p>
+      <w:pPr>
+        <w:spacing w:after="120" w:before="0"/>
+      </w:pPr>
+      <w:r>
+        <w:rPr>
+          <w:rFonts w:ascii="Arial" w:hAnsi="Arial"/>
+          <w:b w:val="0"/>
+          <w:i/>
+          <w:color w:val="707773"/>
+          <w:sz w:val="18"/>
+        </w:rPr>
+        <w:t>In both Round 1 sets; used at a learning-reporting level (completion, transfer, evaluation data), not built. Included for completeness; settled in Round 1.</w:t>
+      </w:r>
+    </w:p>
+    <w:tbl>
+      <w:tblPr>
+        <w:tblStyle w:val="TableGrid"/>
+        <w:tblW w:type="auto" w:w="0"/>
+        <w:jc w:val="left"/>
+        <w:tblLook w:firstColumn="1" w:firstRow="1" w:lastColumn="0" w:lastRow="0" w:noHBand="0" w:noVBand="1" w:val="04A0"/>
+      </w:tblPr>
+      <w:tblGrid>
+        <w:gridCol w:w="5040"/>
+        <w:gridCol w:w="5040"/>
+      </w:tblGrid>
+      <w:tr>
+        <w:trPr>
+          <w:tblHeader w:val="true"/>
+        </w:trPr>
+        <w:tc>
+          <w:tcPr>
+            <w:tcW w:type="dxa" w:w="5040"/>
+            <w:vAlign w:val="center"/>
+            <w:shd w:val="clear" w:color="auto" w:fill="00843D"/>
+          </w:tcPr>
+          <w:p>
+            <w:pPr>
+              <w:spacing w:after="40" w:before="40"/>
+            </w:pPr>
+            <w:r>
+              <w:rPr>
+                <w:rFonts w:ascii="Arial" w:hAnsi="Arial"/>
+                <w:b/>
+                <w:i w:val="0"/>
+                <w:color w:val="FFFFFF"/>
+                <w:sz w:val="20"/>
+              </w:rPr>
+              <w:t>Level</w:t>
+            </w:r>
+          </w:p>
+        </w:tc>
+        <w:tc>
+          <w:tcPr>
+            <w:tcW w:type="dxa" w:w="5040"/>
+            <w:vAlign w:val="center"/>
+            <w:shd w:val="clear" w:color="auto" w:fill="00843D"/>
+          </w:tcPr>
+          <w:p>
+            <w:pPr>
+              <w:spacing w:after="40" w:before="40"/>
+            </w:pPr>
+            <w:r>
+              <w:rPr>
+                <w:rFonts w:ascii="Arial" w:hAnsi="Arial"/>
+                <w:b/>
+                <w:i w:val="0"/>
+                <w:color w:val="FFFFFF"/>
+                <w:sz w:val="20"/>
+              </w:rPr>
+              <w:t>Behavioral indicators  (Level 1 basic to Level 4 expert)</w:t>
+            </w:r>
+          </w:p>
+        </w:tc>
+      </w:tr>
+      <w:tr>
+        <w:tc>
+          <w:tcPr>
+            <w:tcW w:type="dxa" w:w="5040"/>
+            <w:vAlign w:val="center"/>
+          </w:tcPr>
+          <w:p>
+            <w:pPr>
+              <w:spacing w:after="40" w:before="40"/>
+            </w:pPr>
+            <w:r>
+              <w:rPr>
+                <w:rFonts w:ascii="Arial" w:hAnsi="Arial"/>
+                <w:b/>
+                <w:i w:val="0"/>
+                <w:color w:val="1C2722"/>
+                <w:sz w:val="18"/>
+              </w:rPr>
+              <w:t>L1</w:t>
+            </w:r>
+          </w:p>
+        </w:tc>
+        <w:tc>
+          <w:tcPr>
+            <w:tcW w:type="dxa" w:w="5040"/>
+            <w:vAlign w:val="center"/>
+          </w:tcPr>
+          <w:p>
+            <w:pPr>
+              <w:spacing w:after="40" w:before="40"/>
+            </w:pPr>
+            <w:r>
+              <w:rPr>
+                <w:rFonts w:ascii="Arial" w:hAnsi="Arial"/>
+                <w:b w:val="0"/>
+                <w:i w:val="0"/>
+                <w:color w:val="1C2722"/>
+                <w:sz w:val="18"/>
+              </w:rPr>
+              <w:t>Identifies HR source systems, metric definitions, population rules, dashboard filters, and privacy requirements for assigned reports.</w:t>
+            </w:r>
+          </w:p>
+        </w:tc>
+      </w:tr>
+      <w:tr>
+        <w:tc>
+          <w:tcPr>
+            <w:tcW w:type="dxa" w:w="5040"/>
+            <w:vAlign w:val="center"/>
+          </w:tcPr>
+          <w:p>
+            <w:pPr>
+              <w:spacing w:after="40" w:before="40"/>
+            </w:pPr>
+            <w:r>
+              <w:rPr>
+                <w:rFonts w:ascii="Arial" w:hAnsi="Arial"/>
+                <w:b/>
+                <w:i w:val="0"/>
+                <w:color w:val="1C2722"/>
+                <w:sz w:val="18"/>
+              </w:rPr>
+              <w:t>L1</w:t>
+            </w:r>
+          </w:p>
+        </w:tc>
+        <w:tc>
+          <w:tcPr>
+            <w:tcW w:type="dxa" w:w="5040"/>
+            <w:vAlign w:val="center"/>
+          </w:tcPr>
+          <w:p>
+            <w:pPr>
+              <w:spacing w:after="40" w:before="40"/>
+            </w:pPr>
+            <w:r>
+              <w:rPr>
+                <w:rFonts w:ascii="Arial" w:hAnsi="Arial"/>
+                <w:b w:val="0"/>
+                <w:i w:val="0"/>
+                <w:color w:val="1C2722"/>
+                <w:sz w:val="18"/>
+              </w:rPr>
+              <w:t>Prepares workforce data extracts, reconciliation notes, and metric summaries using approved HR reporting definitions.</w:t>
+            </w:r>
+          </w:p>
+        </w:tc>
+      </w:tr>
+      <w:tr>
+        <w:tc>
+          <w:tcPr>
+            <w:tcW w:type="dxa" w:w="5040"/>
+            <w:vAlign w:val="center"/>
+          </w:tcPr>
+          <w:p>
+            <w:pPr>
+              <w:spacing w:after="40" w:before="40"/>
+            </w:pPr>
+            <w:r>
+              <w:rPr>
+                <w:rFonts w:ascii="Arial" w:hAnsi="Arial"/>
+                <w:b/>
+                <w:i w:val="0"/>
+                <w:color w:val="1C2722"/>
+                <w:sz w:val="18"/>
+              </w:rPr>
+              <w:t>L1</w:t>
+            </w:r>
+          </w:p>
+        </w:tc>
+        <w:tc>
+          <w:tcPr>
+            <w:tcW w:type="dxa" w:w="5040"/>
+            <w:vAlign w:val="center"/>
+          </w:tcPr>
+          <w:p>
+            <w:pPr>
+              <w:spacing w:after="40" w:before="40"/>
+            </w:pPr>
+            <w:r>
+              <w:rPr>
+                <w:rFonts w:ascii="Arial" w:hAnsi="Arial"/>
+                <w:b w:val="0"/>
+                <w:i w:val="0"/>
+                <w:color w:val="1C2722"/>
+                <w:sz w:val="18"/>
+              </w:rPr>
+              <w:t>Logs data-quality exceptions, access constraints, and evidence sources in analytics request trackers.</w:t>
+            </w:r>
+          </w:p>
+        </w:tc>
+      </w:tr>
+      <w:tr>
+        <w:tc>
+          <w:tcPr>
+            <w:tcW w:type="dxa" w:w="5040"/>
+            <w:vAlign w:val="center"/>
+          </w:tcPr>
+          <w:p>
+            <w:pPr>
+              <w:spacing w:after="40" w:before="40"/>
+            </w:pPr>
+            <w:r>
+              <w:rPr>
+                <w:rFonts w:ascii="Arial" w:hAnsi="Arial"/>
+                <w:b/>
+                <w:i w:val="0"/>
+                <w:color w:val="1C2722"/>
+                <w:sz w:val="18"/>
+              </w:rPr>
+              <w:t>L2</w:t>
+            </w:r>
+          </w:p>
+        </w:tc>
+        <w:tc>
+          <w:tcPr>
+            <w:tcW w:type="dxa" w:w="5040"/>
+            <w:vAlign w:val="center"/>
+          </w:tcPr>
+          <w:p>
+            <w:pPr>
+              <w:spacing w:after="40" w:before="40"/>
+            </w:pPr>
+            <w:r>
+              <w:rPr>
+                <w:rFonts w:ascii="Arial" w:hAnsi="Arial"/>
+                <w:b w:val="0"/>
+                <w:i w:val="0"/>
+                <w:color w:val="1C2722"/>
+                <w:sz w:val="18"/>
+              </w:rPr>
+              <w:t>Builds HR dashboards using population logic, metric calculations, segmentation variables, and source-system refresh schedules.</w:t>
+            </w:r>
+          </w:p>
+        </w:tc>
+      </w:tr>
+      <w:tr>
+        <w:tc>
+          <w:tcPr>
+            <w:tcW w:type="dxa" w:w="5040"/>
+            <w:vAlign w:val="center"/>
+          </w:tcPr>
+          <w:p>
+            <w:pPr>
+              <w:spacing w:after="40" w:before="40"/>
+            </w:pPr>
+            <w:r>
+              <w:rPr>
+                <w:rFonts w:ascii="Arial" w:hAnsi="Arial"/>
+                <w:b/>
+                <w:i w:val="0"/>
+                <w:color w:val="1C2722"/>
+                <w:sz w:val="18"/>
+              </w:rPr>
+              <w:t>L2</w:t>
+            </w:r>
+          </w:p>
+        </w:tc>
+        <w:tc>
+          <w:tcPr>
+            <w:tcW w:type="dxa" w:w="5040"/>
+            <w:vAlign w:val="center"/>
+          </w:tcPr>
+          <w:p>
+            <w:pPr>
+              <w:spacing w:after="40" w:before="40"/>
+            </w:pPr>
+            <w:r>
+              <w:rPr>
+                <w:rFonts w:ascii="Arial" w:hAnsi="Arial"/>
+                <w:b w:val="0"/>
+                <w:i w:val="0"/>
+                <w:color w:val="1C2722"/>
+                <w:sz w:val="18"/>
+              </w:rPr>
+              <w:t>Validates workforce metrics against the core HR system, payroll, recruiting, learning, and case-management source records.</w:t>
+            </w:r>
+          </w:p>
+        </w:tc>
+      </w:tr>
+      <w:tr>
+        <w:tc>
+          <w:tcPr>
+            <w:tcW w:type="dxa" w:w="5040"/>
+            <w:vAlign w:val="center"/>
+          </w:tcPr>
+          <w:p>
+            <w:pPr>
+              <w:spacing w:after="40" w:before="40"/>
+            </w:pPr>
+            <w:r>
+              <w:rPr>
+                <w:rFonts w:ascii="Arial" w:hAnsi="Arial"/>
+                <w:b/>
+                <w:i w:val="0"/>
+                <w:color w:val="1C2722"/>
+                <w:sz w:val="18"/>
+              </w:rPr>
+              <w:t>L2</w:t>
+            </w:r>
+          </w:p>
+        </w:tc>
+        <w:tc>
+          <w:tcPr>
+            <w:tcW w:type="dxa" w:w="5040"/>
+            <w:vAlign w:val="center"/>
+          </w:tcPr>
+          <w:p>
+            <w:pPr>
+              <w:spacing w:after="40" w:before="40"/>
+            </w:pPr>
+            <w:r>
+              <w:rPr>
+                <w:rFonts w:ascii="Arial" w:hAnsi="Arial"/>
+                <w:b w:val="0"/>
+                <w:i w:val="0"/>
+                <w:color w:val="1C2722"/>
+                <w:sz w:val="18"/>
+              </w:rPr>
+              <w:t>Documents insight summaries with caveats, privacy thresholds, and recommended interpretation boundaries.</w:t>
+            </w:r>
+          </w:p>
+        </w:tc>
+      </w:tr>
+      <w:tr>
+        <w:tc>
+          <w:tcPr>
+            <w:tcW w:type="dxa" w:w="5040"/>
+            <w:vAlign w:val="center"/>
+            <w:shd w:val="clear" w:color="auto" w:fill="F5F9ED"/>
+          </w:tcPr>
+          <w:p>
+            <w:pPr>
+              <w:spacing w:after="40" w:before="40"/>
+            </w:pPr>
+            <w:r>
+              <w:rPr>
+                <w:rFonts w:ascii="Arial" w:hAnsi="Arial"/>
+                <w:b/>
+                <w:i w:val="0"/>
+                <w:color w:val="01632D"/>
+                <w:sz w:val="18"/>
+              </w:rPr>
+              <w:t>L3</w:t>
+            </w:r>
+          </w:p>
+        </w:tc>
+        <w:tc>
+          <w:tcPr>
+            <w:tcW w:type="dxa" w:w="5040"/>
+            <w:vAlign w:val="center"/>
+          </w:tcPr>
+          <w:p>
+            <w:pPr>
+              <w:spacing w:after="40" w:before="40"/>
+            </w:pPr>
+            <w:r>
+              <w:rPr>
+                <w:rFonts w:ascii="Arial" w:hAnsi="Arial"/>
+                <w:b w:val="0"/>
+                <w:i w:val="0"/>
+                <w:color w:val="1C2722"/>
+                <w:sz w:val="18"/>
+              </w:rPr>
+              <w:t>Designs workforce analytics products using data models, cohort definitions, controls, and narrative-driven reporting plans.</w:t>
+            </w:r>
+          </w:p>
+        </w:tc>
+      </w:tr>
+      <w:tr>
+        <w:tc>
+          <w:tcPr>
+            <w:tcW w:type="dxa" w:w="5040"/>
+            <w:vAlign w:val="center"/>
+            <w:shd w:val="clear" w:color="auto" w:fill="F5F9ED"/>
+          </w:tcPr>
+          <w:p>
+            <w:pPr>
+              <w:spacing w:after="40" w:before="40"/>
+            </w:pPr>
+            <w:r>
+              <w:rPr>
+                <w:rFonts w:ascii="Arial" w:hAnsi="Arial"/>
+                <w:b/>
+                <w:i w:val="0"/>
+                <w:color w:val="01632D"/>
+                <w:sz w:val="18"/>
+              </w:rPr>
+              <w:t>L3</w:t>
+            </w:r>
+          </w:p>
+        </w:tc>
+        <w:tc>
+          <w:tcPr>
+            <w:tcW w:type="dxa" w:w="5040"/>
+            <w:vAlign w:val="center"/>
+          </w:tcPr>
+          <w:p>
+            <w:pPr>
+              <w:spacing w:after="40" w:before="40"/>
+            </w:pPr>
+            <w:r>
+              <w:rPr>
+                <w:rFonts w:ascii="Arial" w:hAnsi="Arial"/>
+                <w:b w:val="0"/>
+                <w:i w:val="0"/>
+                <w:color w:val="1C2722"/>
+                <w:sz w:val="18"/>
+              </w:rPr>
+              <w:t>Analyzes workforce patterns through trend, cohort, funnel, variance, predictive, and risk methods.</w:t>
+            </w:r>
+          </w:p>
+        </w:tc>
+      </w:tr>
+      <w:tr>
+        <w:tc>
+          <w:tcPr>
+            <w:tcW w:type="dxa" w:w="5040"/>
+            <w:vAlign w:val="center"/>
+            <w:shd w:val="clear" w:color="auto" w:fill="F5F9ED"/>
+          </w:tcPr>
+          <w:p>
+            <w:pPr>
+              <w:spacing w:after="40" w:before="40"/>
+            </w:pPr>
+            <w:r>
+              <w:rPr>
+                <w:rFonts w:ascii="Arial" w:hAnsi="Arial"/>
+                <w:b/>
+                <w:i w:val="0"/>
+                <w:color w:val="01632D"/>
+                <w:sz w:val="18"/>
+              </w:rPr>
+              <w:t>L3</w:t>
+            </w:r>
+          </w:p>
+        </w:tc>
+        <w:tc>
+          <w:tcPr>
+            <w:tcW w:type="dxa" w:w="5040"/>
+            <w:vAlign w:val="center"/>
+          </w:tcPr>
+          <w:p>
+            <w:pPr>
+              <w:spacing w:after="40" w:before="40"/>
+            </w:pPr>
+            <w:r>
+              <w:rPr>
+                <w:rFonts w:ascii="Arial" w:hAnsi="Arial"/>
+                <w:b w:val="0"/>
+                <w:i w:val="0"/>
+                <w:color w:val="1C2722"/>
+                <w:sz w:val="18"/>
+              </w:rPr>
+              <w:t>Leads metric-governance reviews that align HR definitions, privacy thresholds, quality rules, and decision use cases.</w:t>
+            </w:r>
+          </w:p>
+        </w:tc>
+      </w:tr>
+      <w:tr>
+        <w:tc>
+          <w:tcPr>
+            <w:tcW w:type="dxa" w:w="5040"/>
+            <w:vAlign w:val="center"/>
+            <w:shd w:val="clear" w:color="auto" w:fill="F5F9ED"/>
+          </w:tcPr>
+          <w:p>
+            <w:pPr>
+              <w:spacing w:after="40" w:before="40"/>
+            </w:pPr>
+            <w:r>
+              <w:rPr>
+                <w:rFonts w:ascii="Arial" w:hAnsi="Arial"/>
+                <w:b/>
+                <w:i w:val="0"/>
+                <w:color w:val="01632D"/>
+                <w:sz w:val="18"/>
+              </w:rPr>
+              <w:t>L4</w:t>
+            </w:r>
+          </w:p>
+        </w:tc>
+        <w:tc>
+          <w:tcPr>
+            <w:tcW w:type="dxa" w:w="5040"/>
+            <w:vAlign w:val="center"/>
+          </w:tcPr>
+          <w:p>
+            <w:pPr>
+              <w:spacing w:after="40" w:before="40"/>
+            </w:pPr>
+            <w:r>
+              <w:rPr>
+                <w:rFonts w:ascii="Arial" w:hAnsi="Arial"/>
+                <w:b w:val="0"/>
+                <w:i w:val="0"/>
+                <w:color w:val="1C2722"/>
+                <w:sz w:val="18"/>
+              </w:rPr>
+              <w:t>Establishes workforce analytics standards for HR metric architecture, source-system governance, privacy controls, and validation methods.</w:t>
+            </w:r>
+          </w:p>
+        </w:tc>
+      </w:tr>
+      <w:tr>
+        <w:tc>
+          <w:tcPr>
+            <w:tcW w:type="dxa" w:w="5040"/>
+            <w:vAlign w:val="center"/>
+            <w:shd w:val="clear" w:color="auto" w:fill="F5F9ED"/>
+          </w:tcPr>
+          <w:p>
+            <w:pPr>
+              <w:spacing w:after="40" w:before="40"/>
+            </w:pPr>
+            <w:r>
+              <w:rPr>
+                <w:rFonts w:ascii="Arial" w:hAnsi="Arial"/>
+                <w:b/>
+                <w:i w:val="0"/>
+                <w:color w:val="01632D"/>
+                <w:sz w:val="18"/>
+              </w:rPr>
+              <w:t>L4</w:t>
+            </w:r>
+          </w:p>
+        </w:tc>
+        <w:tc>
+          <w:tcPr>
+            <w:tcW w:type="dxa" w:w="5040"/>
+            <w:vAlign w:val="center"/>
+          </w:tcPr>
+          <w:p>
+            <w:pPr>
+              <w:spacing w:after="40" w:before="40"/>
+            </w:pPr>
+            <w:r>
+              <w:rPr>
+                <w:rFonts w:ascii="Arial" w:hAnsi="Arial"/>
+                <w:b w:val="0"/>
+                <w:i w:val="0"/>
+                <w:color w:val="1C2722"/>
+                <w:sz w:val="18"/>
+              </w:rPr>
+              <w:t>Approves analytics product portfolios, workforce insight frameworks, model-risk criteria, and ethical-use guardrails.</w:t>
+            </w:r>
+          </w:p>
+        </w:tc>
+      </w:tr>
+      <w:tr>
+        <w:tc>
+          <w:tcPr>
+            <w:tcW w:type="dxa" w:w="5040"/>
+            <w:vAlign w:val="center"/>
+            <w:shd w:val="clear" w:color="auto" w:fill="F5F9ED"/>
+          </w:tcPr>
+          <w:p>
+            <w:pPr>
+              <w:spacing w:after="40" w:before="40"/>
+            </w:pPr>
+            <w:r>
+              <w:rPr>
+                <w:rFonts w:ascii="Arial" w:hAnsi="Arial"/>
+                <w:b/>
+                <w:i w:val="0"/>
+                <w:color w:val="01632D"/>
+                <w:sz w:val="18"/>
+              </w:rPr>
+              <w:t>L4</w:t>
+            </w:r>
+          </w:p>
+        </w:tc>
+        <w:tc>
+          <w:tcPr>
+            <w:tcW w:type="dxa" w:w="5040"/>
+            <w:vAlign w:val="center"/>
+          </w:tcPr>
+          <w:p>
+            <w:pPr>
+              <w:spacing w:after="40" w:before="40"/>
+            </w:pPr>
+            <w:r>
+              <w:rPr>
+                <w:rFonts w:ascii="Arial" w:hAnsi="Arial"/>
+                <w:b w:val="0"/>
+                <w:i w:val="0"/>
+                <w:color w:val="1C2722"/>
+                <w:sz w:val="18"/>
+              </w:rPr>
+              <w:t>Develops reusable measurement designs, validation protocols, and narrative-driven reporting standards for ambiguous workforce decisions.</w:t>
+            </w:r>
+          </w:p>
+        </w:tc>
+      </w:tr>
+    </w:tbl>
     <w:sectPr>
       <w:footerReference w:type="default" r:id="rId9"/>
       <w:pgSz w:w="12240" w:h="15840"/>
